--- a/LETTERHEAD BK EXPORTS.docx
+++ b/LETTERHEAD BK EXPORTS.docx
@@ -1,6 +1,6 @@
 
 <file path=word/document.xml><?xml version="1.0" encoding="utf-8"?>
-<w:document xmlns:wpc="http://schemas.microsoft.com/office/word/2010/wordprocessingCanvas" xmlns:cx="http://schemas.microsoft.com/office/drawing/2014/chartex" xmlns:cx1="http://schemas.microsoft.com/office/drawing/2015/9/8/chartex" xmlns:cx2="http://schemas.microsoft.com/office/drawing/2015/10/21/chartex" xmlns:cx3="http://schemas.microsoft.com/office/drawing/2016/5/9/chartex" xmlns:cx4="http://schemas.microsoft.com/office/drawing/2016/5/10/chartex" xmlns:cx5="http://schemas.microsoft.com/office/drawing/2016/5/11/chartex" xmlns:cx6="http://schemas.microsoft.com/office/drawing/2016/5/12/chartex" xmlns:cx7="http://schemas.microsoft.com/office/drawing/2016/5/13/chartex" xmlns:cx8="http://schemas.microsoft.com/office/drawing/2016/5/14/chartex" xmlns:mc="http://schemas.openxmlformats.org/markup-compatibility/2006" xmlns:aink="http://schemas.microsoft.com/office/drawing/2016/ink" xmlns:am3d="http://schemas.microsoft.com/office/drawing/2017/model3d" xmlns:o="urn:schemas-microsoft-com:office:office" xmlns:r="http://schemas.openxmlformats.org/officeDocument/2006/relationships" xmlns:m="http://schemas.openxmlformats.org/officeDocument/2006/math" xmlns:v="urn:schemas-microsoft-com:vml" xmlns:wp14="http://schemas.microsoft.com/office/word/2010/wordprocessingDrawing" xmlns:wp="http://schemas.openxmlformats.org/drawingml/2006/wordprocessingDrawing" xmlns:w10="urn:schemas-microsoft-com:office:word" xmlns:w="http://schemas.openxmlformats.org/wordprocessingml/2006/main" xmlns:w14="http://schemas.microsoft.com/office/word/2010/wordml" xmlns:w15="http://schemas.microsoft.com/office/word/2012/wordml" xmlns:w16cid="http://schemas.microsoft.com/office/word/2016/wordml/cid" xmlns:w16se="http://schemas.microsoft.com/office/word/2015/wordml/symex" xmlns:wpg="http://schemas.microsoft.com/office/word/2010/wordprocessingGroup" xmlns:wpi="http://schemas.microsoft.com/office/word/2010/wordprocessingInk" xmlns:wne="http://schemas.microsoft.com/office/word/2006/wordml" xmlns:wps="http://schemas.microsoft.com/office/word/2010/wordprocessingShape" mc:Ignorable="w14 w15 w16se w16cid wp14">
+<w:document xmlns:wpc="http://schemas.microsoft.com/office/word/2010/wordprocessingCanvas" xmlns:mc="http://schemas.openxmlformats.org/markup-compatibility/2006" xmlns:o="urn:schemas-microsoft-com:office:office" xmlns:r="http://schemas.openxmlformats.org/officeDocument/2006/relationships" xmlns:m="http://schemas.openxmlformats.org/officeDocument/2006/math" xmlns:v="urn:schemas-microsoft-com:vml" xmlns:wp14="http://schemas.microsoft.com/office/word/2010/wordprocessingDrawing" xmlns:wp="http://schemas.openxmlformats.org/drawingml/2006/wordprocessingDrawing" xmlns:w10="urn:schemas-microsoft-com:office:word" xmlns:w="http://schemas.openxmlformats.org/wordprocessingml/2006/main" xmlns:w14="http://schemas.microsoft.com/office/word/2010/wordml" xmlns:w15="http://schemas.microsoft.com/office/word/2012/wordml" xmlns:wpg="http://schemas.microsoft.com/office/word/2010/wordprocessingGroup" xmlns:wpi="http://schemas.microsoft.com/office/word/2010/wordprocessingInk" xmlns:wne="http://schemas.microsoft.com/office/word/2006/wordml" xmlns:wps="http://schemas.microsoft.com/office/word/2010/wordprocessingShape" mc:Ignorable="w14 w15 wp14">
   <w:body>
     <w:bookmarkStart w:id="0" w:name="_Hlk173765759"/>
     <w:bookmarkEnd w:id="0"/>
@@ -484,7 +484,7 @@
               </wp:anchor>
             </w:drawing>
           </mc:Choice>
-          <mc:Fallback>
+          <mc:Fallback xmlns:w16se="http://schemas.microsoft.com/office/word/2015/wordml/symex" xmlns:w16cid="http://schemas.microsoft.com/office/word/2016/wordml/cid" xmlns:am3d="http://schemas.microsoft.com/office/drawing/2017/model3d" xmlns:aink="http://schemas.microsoft.com/office/drawing/2016/ink" xmlns:cx8="http://schemas.microsoft.com/office/drawing/2016/5/14/chartex" xmlns:cx7="http://schemas.microsoft.com/office/drawing/2016/5/13/chartex" xmlns:cx6="http://schemas.microsoft.com/office/drawing/2016/5/12/chartex" xmlns:cx5="http://schemas.microsoft.com/office/drawing/2016/5/11/chartex" xmlns:cx4="http://schemas.microsoft.com/office/drawing/2016/5/10/chartex" xmlns:cx3="http://schemas.microsoft.com/office/drawing/2016/5/9/chartex" xmlns:cx2="http://schemas.microsoft.com/office/drawing/2015/10/21/chartex" xmlns:cx1="http://schemas.microsoft.com/office/drawing/2015/9/8/chartex" xmlns:cx="http://schemas.microsoft.com/office/drawing/2014/chartex">
             <w:pict>
               <v:group w14:anchorId="32DDAFC1" id="Group 6" o:spid="_x0000_s1026" style="position:absolute;margin-left:-1pt;margin-top:-1pt;width:597.2pt;height:112.4pt;z-index:-15755776;mso-position-horizontal-relative:page;mso-position-vertical-relative:page" coordorigin="-20,-20" coordsize="11944,2248" o:gfxdata="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">
                 <v:rect id="Rectangle 16" o:spid="_x0000_s1027" style="position:absolute;width:11904;height:2208;visibility:visible;mso-wrap-style:square;v-text-anchor:top" o:gfxdata="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" fillcolor="#dbedf4" stroked="f"/>
@@ -695,7 +695,7 @@
               </wp:anchor>
             </w:drawing>
           </mc:Choice>
-          <mc:Fallback>
+          <mc:Fallback xmlns:w16se="http://schemas.microsoft.com/office/word/2015/wordml/symex" xmlns:w16cid="http://schemas.microsoft.com/office/word/2016/wordml/cid" xmlns:am3d="http://schemas.microsoft.com/office/drawing/2017/model3d" xmlns:aink="http://schemas.microsoft.com/office/drawing/2016/ink" xmlns:cx8="http://schemas.microsoft.com/office/drawing/2016/5/14/chartex" xmlns:cx7="http://schemas.microsoft.com/office/drawing/2016/5/13/chartex" xmlns:cx6="http://schemas.microsoft.com/office/drawing/2016/5/12/chartex" xmlns:cx5="http://schemas.microsoft.com/office/drawing/2016/5/11/chartex" xmlns:cx4="http://schemas.microsoft.com/office/drawing/2016/5/10/chartex" xmlns:cx3="http://schemas.microsoft.com/office/drawing/2016/5/9/chartex" xmlns:cx2="http://schemas.microsoft.com/office/drawing/2015/10/21/chartex" xmlns:cx1="http://schemas.microsoft.com/office/drawing/2015/9/8/chartex" xmlns:cx="http://schemas.microsoft.com/office/drawing/2014/chartex">
             <w:pict>
               <v:group w14:anchorId="313E9DE8" id="Group 2" o:spid="_x0000_s1026" style="position:absolute;margin-left:0;margin-top:824.4pt;width:595.35pt;height:17.5pt;z-index:15729152;mso-position-horizontal-relative:page;mso-position-vertical-relative:page" coordorigin=",16488" coordsize="11907,350" o:gfxdata="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">
                 <v:rect id="Rectangle 5" o:spid="_x0000_s1027" style="position:absolute;top:16508;width:11907;height:330;visibility:visible;mso-wrap-style:square;v-text-anchor:top" o:gfxdata="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" fillcolor="#dbedf4" stroked="f"/>
@@ -965,8 +965,6 @@
           <w:lang w:eastAsia="en-IN"/>
         </w:rPr>
       </w:pPr>
-      <w:bookmarkStart w:id="1" w:name="_GoBack"/>
-      <w:bookmarkEnd w:id="1"/>
     </w:p>
     <w:p>
       <w:pPr>
@@ -1113,6 +1111,626 @@
           </w14:textFill>
         </w:rPr>
       </w:pPr>
+    </w:p>
+    <w:p>
+      <w:pPr>
+        <w:pStyle w:val="BodyText"/>
+        <w:tabs>
+          <w:tab w:val="left" w:pos="9030"/>
+        </w:tabs>
+        <w:spacing w:before="192" w:after="360"/>
+        <w:ind w:left="-142" w:right="1361"/>
+        <w:jc w:val="right"/>
+        <w:rPr>
+          <w14:textFill>
+            <w14:gradFill>
+              <w14:gsLst>
+                <w14:gs w14:pos="100000">
+                  <w14:schemeClr w14:val="accent1">
+                    <w14:lumMod w14:val="5000"/>
+                    <w14:lumOff w14:val="95000"/>
+                  </w14:schemeClr>
+                </w14:gs>
+                <w14:gs w14:pos="74000">
+                  <w14:schemeClr w14:val="accent1">
+                    <w14:lumMod w14:val="45000"/>
+                    <w14:lumOff w14:val="55000"/>
+                  </w14:schemeClr>
+                </w14:gs>
+                <w14:gs w14:pos="83000">
+                  <w14:schemeClr w14:val="accent1">
+                    <w14:lumMod w14:val="45000"/>
+                    <w14:lumOff w14:val="55000"/>
+                  </w14:schemeClr>
+                </w14:gs>
+                <w14:gs w14:pos="100000">
+                  <w14:schemeClr w14:val="accent1">
+                    <w14:lumMod w14:val="30000"/>
+                    <w14:lumOff w14:val="70000"/>
+                  </w14:schemeClr>
+                </w14:gs>
+              </w14:gsLst>
+              <w14:lin w14:ang="5400000" w14:scaled="0"/>
+            </w14:gradFill>
+          </w14:textFill>
+        </w:rPr>
+      </w:pPr>
+    </w:p>
+    <w:p>
+      <w:pPr>
+        <w:pStyle w:val="BodyText"/>
+        <w:tabs>
+          <w:tab w:val="left" w:pos="9030"/>
+        </w:tabs>
+        <w:spacing w:before="192" w:after="360"/>
+        <w:ind w:left="-142" w:right="1361"/>
+        <w:jc w:val="right"/>
+        <w:rPr>
+          <w14:textFill>
+            <w14:gradFill>
+              <w14:gsLst>
+                <w14:gs w14:pos="100000">
+                  <w14:schemeClr w14:val="accent1">
+                    <w14:lumMod w14:val="5000"/>
+                    <w14:lumOff w14:val="95000"/>
+                  </w14:schemeClr>
+                </w14:gs>
+                <w14:gs w14:pos="74000">
+                  <w14:schemeClr w14:val="accent1">
+                    <w14:lumMod w14:val="45000"/>
+                    <w14:lumOff w14:val="55000"/>
+                  </w14:schemeClr>
+                </w14:gs>
+                <w14:gs w14:pos="83000">
+                  <w14:schemeClr w14:val="accent1">
+                    <w14:lumMod w14:val="45000"/>
+                    <w14:lumOff w14:val="55000"/>
+                  </w14:schemeClr>
+                </w14:gs>
+                <w14:gs w14:pos="100000">
+                  <w14:schemeClr w14:val="accent1">
+                    <w14:lumMod w14:val="30000"/>
+                    <w14:lumOff w14:val="70000"/>
+                  </w14:schemeClr>
+                </w14:gs>
+              </w14:gsLst>
+              <w14:lin w14:ang="5400000" w14:scaled="0"/>
+            </w14:gradFill>
+          </w14:textFill>
+        </w:rPr>
+      </w:pPr>
+    </w:p>
+    <w:p>
+      <w:pPr>
+        <w:pStyle w:val="BodyText"/>
+        <w:tabs>
+          <w:tab w:val="left" w:pos="9030"/>
+        </w:tabs>
+        <w:spacing w:before="192" w:after="360"/>
+        <w:ind w:left="-142" w:right="1361"/>
+        <w:jc w:val="right"/>
+        <w:rPr>
+          <w14:textFill>
+            <w14:gradFill>
+              <w14:gsLst>
+                <w14:gs w14:pos="100000">
+                  <w14:schemeClr w14:val="accent1">
+                    <w14:lumMod w14:val="5000"/>
+                    <w14:lumOff w14:val="95000"/>
+                  </w14:schemeClr>
+                </w14:gs>
+                <w14:gs w14:pos="74000">
+                  <w14:schemeClr w14:val="accent1">
+                    <w14:lumMod w14:val="45000"/>
+                    <w14:lumOff w14:val="55000"/>
+                  </w14:schemeClr>
+                </w14:gs>
+                <w14:gs w14:pos="83000">
+                  <w14:schemeClr w14:val="accent1">
+                    <w14:lumMod w14:val="45000"/>
+                    <w14:lumOff w14:val="55000"/>
+                  </w14:schemeClr>
+                </w14:gs>
+                <w14:gs w14:pos="100000">
+                  <w14:schemeClr w14:val="accent1">
+                    <w14:lumMod w14:val="30000"/>
+                    <w14:lumOff w14:val="70000"/>
+                  </w14:schemeClr>
+                </w14:gs>
+              </w14:gsLst>
+              <w14:lin w14:ang="5400000" w14:scaled="0"/>
+            </w14:gradFill>
+          </w14:textFill>
+        </w:rPr>
+      </w:pPr>
+    </w:p>
+    <w:p>
+      <w:pPr>
+        <w:pStyle w:val="BodyText"/>
+        <w:tabs>
+          <w:tab w:val="left" w:pos="9030"/>
+        </w:tabs>
+        <w:spacing w:before="192" w:after="360"/>
+        <w:ind w:left="-142" w:right="1361"/>
+        <w:jc w:val="right"/>
+        <w:rPr>
+          <w14:textFill>
+            <w14:gradFill>
+              <w14:gsLst>
+                <w14:gs w14:pos="100000">
+                  <w14:schemeClr w14:val="accent1">
+                    <w14:lumMod w14:val="5000"/>
+                    <w14:lumOff w14:val="95000"/>
+                  </w14:schemeClr>
+                </w14:gs>
+                <w14:gs w14:pos="74000">
+                  <w14:schemeClr w14:val="accent1">
+                    <w14:lumMod w14:val="45000"/>
+                    <w14:lumOff w14:val="55000"/>
+                  </w14:schemeClr>
+                </w14:gs>
+                <w14:gs w14:pos="83000">
+                  <w14:schemeClr w14:val="accent1">
+                    <w14:lumMod w14:val="45000"/>
+                    <w14:lumOff w14:val="55000"/>
+                  </w14:schemeClr>
+                </w14:gs>
+                <w14:gs w14:pos="100000">
+                  <w14:schemeClr w14:val="accent1">
+                    <w14:lumMod w14:val="30000"/>
+                    <w14:lumOff w14:val="70000"/>
+                  </w14:schemeClr>
+                </w14:gs>
+              </w14:gsLst>
+              <w14:lin w14:ang="5400000" w14:scaled="0"/>
+            </w14:gradFill>
+          </w14:textFill>
+        </w:rPr>
+      </w:pPr>
+    </w:p>
+    <w:p>
+      <w:pPr>
+        <w:pStyle w:val="BodyText"/>
+        <w:tabs>
+          <w:tab w:val="left" w:pos="9030"/>
+        </w:tabs>
+        <w:spacing w:before="192" w:after="360"/>
+        <w:ind w:left="-142" w:right="1361"/>
+        <w:jc w:val="right"/>
+        <w:rPr>
+          <w14:textFill>
+            <w14:gradFill>
+              <w14:gsLst>
+                <w14:gs w14:pos="100000">
+                  <w14:schemeClr w14:val="accent1">
+                    <w14:lumMod w14:val="5000"/>
+                    <w14:lumOff w14:val="95000"/>
+                  </w14:schemeClr>
+                </w14:gs>
+                <w14:gs w14:pos="74000">
+                  <w14:schemeClr w14:val="accent1">
+                    <w14:lumMod w14:val="45000"/>
+                    <w14:lumOff w14:val="55000"/>
+                  </w14:schemeClr>
+                </w14:gs>
+                <w14:gs w14:pos="83000">
+                  <w14:schemeClr w14:val="accent1">
+                    <w14:lumMod w14:val="45000"/>
+                    <w14:lumOff w14:val="55000"/>
+                  </w14:schemeClr>
+                </w14:gs>
+                <w14:gs w14:pos="100000">
+                  <w14:schemeClr w14:val="accent1">
+                    <w14:lumMod w14:val="30000"/>
+                    <w14:lumOff w14:val="70000"/>
+                  </w14:schemeClr>
+                </w14:gs>
+              </w14:gsLst>
+              <w14:lin w14:ang="5400000" w14:scaled="0"/>
+            </w14:gradFill>
+          </w14:textFill>
+        </w:rPr>
+      </w:pPr>
+    </w:p>
+    <w:p>
+      <w:pPr>
+        <w:pStyle w:val="BodyText"/>
+        <w:tabs>
+          <w:tab w:val="left" w:pos="9030"/>
+        </w:tabs>
+        <w:spacing w:before="192" w:after="360"/>
+        <w:ind w:left="-142" w:right="1361"/>
+        <w:jc w:val="right"/>
+        <w:rPr>
+          <w14:textFill>
+            <w14:gradFill>
+              <w14:gsLst>
+                <w14:gs w14:pos="100000">
+                  <w14:schemeClr w14:val="accent1">
+                    <w14:lumMod w14:val="5000"/>
+                    <w14:lumOff w14:val="95000"/>
+                  </w14:schemeClr>
+                </w14:gs>
+                <w14:gs w14:pos="74000">
+                  <w14:schemeClr w14:val="accent1">
+                    <w14:lumMod w14:val="45000"/>
+                    <w14:lumOff w14:val="55000"/>
+                  </w14:schemeClr>
+                </w14:gs>
+                <w14:gs w14:pos="83000">
+                  <w14:schemeClr w14:val="accent1">
+                    <w14:lumMod w14:val="45000"/>
+                    <w14:lumOff w14:val="55000"/>
+                  </w14:schemeClr>
+                </w14:gs>
+                <w14:gs w14:pos="100000">
+                  <w14:schemeClr w14:val="accent1">
+                    <w14:lumMod w14:val="30000"/>
+                    <w14:lumOff w14:val="70000"/>
+                  </w14:schemeClr>
+                </w14:gs>
+              </w14:gsLst>
+              <w14:lin w14:ang="5400000" w14:scaled="0"/>
+            </w14:gradFill>
+          </w14:textFill>
+        </w:rPr>
+      </w:pPr>
+    </w:p>
+    <w:p>
+      <w:pPr>
+        <w:pStyle w:val="BodyText"/>
+        <w:tabs>
+          <w:tab w:val="left" w:pos="9030"/>
+        </w:tabs>
+        <w:spacing w:before="192" w:after="360"/>
+        <w:ind w:left="-142" w:right="1361"/>
+        <w:jc w:val="right"/>
+        <w:rPr>
+          <w14:textFill>
+            <w14:gradFill>
+              <w14:gsLst>
+                <w14:gs w14:pos="100000">
+                  <w14:schemeClr w14:val="accent1">
+                    <w14:lumMod w14:val="5000"/>
+                    <w14:lumOff w14:val="95000"/>
+                  </w14:schemeClr>
+                </w14:gs>
+                <w14:gs w14:pos="74000">
+                  <w14:schemeClr w14:val="accent1">
+                    <w14:lumMod w14:val="45000"/>
+                    <w14:lumOff w14:val="55000"/>
+                  </w14:schemeClr>
+                </w14:gs>
+                <w14:gs w14:pos="83000">
+                  <w14:schemeClr w14:val="accent1">
+                    <w14:lumMod w14:val="45000"/>
+                    <w14:lumOff w14:val="55000"/>
+                  </w14:schemeClr>
+                </w14:gs>
+                <w14:gs w14:pos="100000">
+                  <w14:schemeClr w14:val="accent1">
+                    <w14:lumMod w14:val="30000"/>
+                    <w14:lumOff w14:val="70000"/>
+                  </w14:schemeClr>
+                </w14:gs>
+              </w14:gsLst>
+              <w14:lin w14:ang="5400000" w14:scaled="0"/>
+            </w14:gradFill>
+          </w14:textFill>
+        </w:rPr>
+      </w:pPr>
+    </w:p>
+    <w:p>
+      <w:pPr>
+        <w:pStyle w:val="BodyText"/>
+        <w:tabs>
+          <w:tab w:val="left" w:pos="9030"/>
+        </w:tabs>
+        <w:spacing w:before="192" w:after="360"/>
+        <w:ind w:left="-142" w:right="1361"/>
+        <w:jc w:val="right"/>
+        <w:rPr>
+          <w14:textFill>
+            <w14:gradFill>
+              <w14:gsLst>
+                <w14:gs w14:pos="100000">
+                  <w14:schemeClr w14:val="accent1">
+                    <w14:lumMod w14:val="5000"/>
+                    <w14:lumOff w14:val="95000"/>
+                  </w14:schemeClr>
+                </w14:gs>
+                <w14:gs w14:pos="74000">
+                  <w14:schemeClr w14:val="accent1">
+                    <w14:lumMod w14:val="45000"/>
+                    <w14:lumOff w14:val="55000"/>
+                  </w14:schemeClr>
+                </w14:gs>
+                <w14:gs w14:pos="83000">
+                  <w14:schemeClr w14:val="accent1">
+                    <w14:lumMod w14:val="45000"/>
+                    <w14:lumOff w14:val="55000"/>
+                  </w14:schemeClr>
+                </w14:gs>
+                <w14:gs w14:pos="100000">
+                  <w14:schemeClr w14:val="accent1">
+                    <w14:lumMod w14:val="30000"/>
+                    <w14:lumOff w14:val="70000"/>
+                  </w14:schemeClr>
+                </w14:gs>
+              </w14:gsLst>
+              <w14:lin w14:ang="5400000" w14:scaled="0"/>
+            </w14:gradFill>
+          </w14:textFill>
+        </w:rPr>
+      </w:pPr>
+    </w:p>
+    <w:p>
+      <w:pPr>
+        <w:pStyle w:val="BodyText"/>
+        <w:tabs>
+          <w:tab w:val="left" w:pos="9030"/>
+        </w:tabs>
+        <w:spacing w:before="192" w:after="360"/>
+        <w:ind w:left="-142" w:right="1361"/>
+        <w:jc w:val="right"/>
+        <w:rPr>
+          <w14:textFill>
+            <w14:gradFill>
+              <w14:gsLst>
+                <w14:gs w14:pos="100000">
+                  <w14:schemeClr w14:val="accent1">
+                    <w14:lumMod w14:val="5000"/>
+                    <w14:lumOff w14:val="95000"/>
+                  </w14:schemeClr>
+                </w14:gs>
+                <w14:gs w14:pos="74000">
+                  <w14:schemeClr w14:val="accent1">
+                    <w14:lumMod w14:val="45000"/>
+                    <w14:lumOff w14:val="55000"/>
+                  </w14:schemeClr>
+                </w14:gs>
+                <w14:gs w14:pos="83000">
+                  <w14:schemeClr w14:val="accent1">
+                    <w14:lumMod w14:val="45000"/>
+                    <w14:lumOff w14:val="55000"/>
+                  </w14:schemeClr>
+                </w14:gs>
+                <w14:gs w14:pos="100000">
+                  <w14:schemeClr w14:val="accent1">
+                    <w14:lumMod w14:val="30000"/>
+                    <w14:lumOff w14:val="70000"/>
+                  </w14:schemeClr>
+                </w14:gs>
+              </w14:gsLst>
+              <w14:lin w14:ang="5400000" w14:scaled="0"/>
+            </w14:gradFill>
+          </w14:textFill>
+        </w:rPr>
+      </w:pPr>
+    </w:p>
+    <w:p>
+      <w:pPr>
+        <w:pStyle w:val="BodyText"/>
+        <w:tabs>
+          <w:tab w:val="left" w:pos="9030"/>
+        </w:tabs>
+        <w:spacing w:before="192" w:after="360"/>
+        <w:ind w:left="-142" w:right="1361"/>
+        <w:jc w:val="right"/>
+        <w:rPr>
+          <w14:textFill>
+            <w14:gradFill>
+              <w14:gsLst>
+                <w14:gs w14:pos="100000">
+                  <w14:schemeClr w14:val="accent1">
+                    <w14:lumMod w14:val="5000"/>
+                    <w14:lumOff w14:val="95000"/>
+                  </w14:schemeClr>
+                </w14:gs>
+                <w14:gs w14:pos="74000">
+                  <w14:schemeClr w14:val="accent1">
+                    <w14:lumMod w14:val="45000"/>
+                    <w14:lumOff w14:val="55000"/>
+                  </w14:schemeClr>
+                </w14:gs>
+                <w14:gs w14:pos="83000">
+                  <w14:schemeClr w14:val="accent1">
+                    <w14:lumMod w14:val="45000"/>
+                    <w14:lumOff w14:val="55000"/>
+                  </w14:schemeClr>
+                </w14:gs>
+                <w14:gs w14:pos="100000">
+                  <w14:schemeClr w14:val="accent1">
+                    <w14:lumMod w14:val="30000"/>
+                    <w14:lumOff w14:val="70000"/>
+                  </w14:schemeClr>
+                </w14:gs>
+              </w14:gsLst>
+              <w14:lin w14:ang="5400000" w14:scaled="0"/>
+            </w14:gradFill>
+          </w14:textFill>
+        </w:rPr>
+      </w:pPr>
+      <w:bookmarkStart w:id="1" w:name="_GoBack"/>
+      <w:bookmarkEnd w:id="1"/>
+    </w:p>
+    <w:p>
+      <w:pPr>
+        <w:pStyle w:val="BodyText"/>
+        <w:tabs>
+          <w:tab w:val="left" w:pos="9030"/>
+        </w:tabs>
+        <w:spacing w:before="192" w:after="360"/>
+        <w:ind w:left="-142" w:right="1361"/>
+        <w:jc w:val="right"/>
+        <w:rPr>
+          <w14:textFill>
+            <w14:gradFill>
+              <w14:gsLst>
+                <w14:gs w14:pos="100000">
+                  <w14:schemeClr w14:val="accent1">
+                    <w14:lumMod w14:val="5000"/>
+                    <w14:lumOff w14:val="95000"/>
+                  </w14:schemeClr>
+                </w14:gs>
+                <w14:gs w14:pos="74000">
+                  <w14:schemeClr w14:val="accent1">
+                    <w14:lumMod w14:val="45000"/>
+                    <w14:lumOff w14:val="55000"/>
+                  </w14:schemeClr>
+                </w14:gs>
+                <w14:gs w14:pos="83000">
+                  <w14:schemeClr w14:val="accent1">
+                    <w14:lumMod w14:val="45000"/>
+                    <w14:lumOff w14:val="55000"/>
+                  </w14:schemeClr>
+                </w14:gs>
+                <w14:gs w14:pos="100000">
+                  <w14:schemeClr w14:val="accent1">
+                    <w14:lumMod w14:val="30000"/>
+                    <w14:lumOff w14:val="70000"/>
+                  </w14:schemeClr>
+                </w14:gs>
+              </w14:gsLst>
+              <w14:lin w14:ang="5400000" w14:scaled="0"/>
+            </w14:gradFill>
+          </w14:textFill>
+        </w:rPr>
+      </w:pPr>
+    </w:p>
+    <w:p>
+      <w:pPr>
+        <w:pStyle w:val="BodyText"/>
+        <w:tabs>
+          <w:tab w:val="left" w:pos="9030"/>
+        </w:tabs>
+        <w:spacing w:before="192" w:after="360"/>
+        <w:ind w:left="-142" w:right="1361"/>
+        <w:jc w:val="right"/>
+        <w:rPr>
+          <w14:textFill>
+            <w14:gradFill>
+              <w14:gsLst>
+                <w14:gs w14:pos="100000">
+                  <w14:schemeClr w14:val="accent1">
+                    <w14:lumMod w14:val="5000"/>
+                    <w14:lumOff w14:val="95000"/>
+                  </w14:schemeClr>
+                </w14:gs>
+                <w14:gs w14:pos="74000">
+                  <w14:schemeClr w14:val="accent1">
+                    <w14:lumMod w14:val="45000"/>
+                    <w14:lumOff w14:val="55000"/>
+                  </w14:schemeClr>
+                </w14:gs>
+                <w14:gs w14:pos="83000">
+                  <w14:schemeClr w14:val="accent1">
+                    <w14:lumMod w14:val="45000"/>
+                    <w14:lumOff w14:val="55000"/>
+                  </w14:schemeClr>
+                </w14:gs>
+                <w14:gs w14:pos="100000">
+                  <w14:schemeClr w14:val="accent1">
+                    <w14:lumMod w14:val="30000"/>
+                    <w14:lumOff w14:val="70000"/>
+                  </w14:schemeClr>
+                </w14:gs>
+              </w14:gsLst>
+              <w14:lin w14:ang="5400000" w14:scaled="0"/>
+            </w14:gradFill>
+          </w14:textFill>
+        </w:rPr>
+      </w:pPr>
+    </w:p>
+    <w:p>
+      <w:pPr>
+        <w:pStyle w:val="BodyText"/>
+        <w:tabs>
+          <w:tab w:val="left" w:pos="9030"/>
+        </w:tabs>
+        <w:spacing w:before="192" w:after="360"/>
+        <w:ind w:left="-142" w:right="1361"/>
+        <w:rPr>
+          <w14:textFill>
+            <w14:gradFill>
+              <w14:gsLst>
+                <w14:gs w14:pos="100000">
+                  <w14:schemeClr w14:val="accent1">
+                    <w14:lumMod w14:val="5000"/>
+                    <w14:lumOff w14:val="95000"/>
+                  </w14:schemeClr>
+                </w14:gs>
+                <w14:gs w14:pos="74000">
+                  <w14:schemeClr w14:val="accent1">
+                    <w14:lumMod w14:val="45000"/>
+                    <w14:lumOff w14:val="55000"/>
+                  </w14:schemeClr>
+                </w14:gs>
+                <w14:gs w14:pos="83000">
+                  <w14:schemeClr w14:val="accent1">
+                    <w14:lumMod w14:val="45000"/>
+                    <w14:lumOff w14:val="55000"/>
+                  </w14:schemeClr>
+                </w14:gs>
+                <w14:gs w14:pos="100000">
+                  <w14:schemeClr w14:val="accent1">
+                    <w14:lumMod w14:val="30000"/>
+                    <w14:lumOff w14:val="70000"/>
+                  </w14:schemeClr>
+                </w14:gs>
+              </w14:gsLst>
+              <w14:lin w14:ang="5400000" w14:scaled="0"/>
+            </w14:gradFill>
+          </w14:textFill>
+        </w:rPr>
+      </w:pPr>
+      <w:r>
+        <w:rPr>
+          <w:noProof/>
+          <w:lang w:val="en-IN" w:eastAsia="en-IN"/>
+        </w:rPr>
+        <w:drawing>
+          <wp:inline distT="0" distB="0" distL="0" distR="0" wp14:anchorId="74B956A2" wp14:editId="73308F5F">
+            <wp:extent cx="1741336" cy="713869"/>
+            <wp:effectExtent l="0" t="0" r="0" b="0"/>
+            <wp:docPr id="2" name="Picture 2"/>
+            <wp:cNvGraphicFramePr>
+              <a:graphicFrameLocks xmlns:a="http://schemas.openxmlformats.org/drawingml/2006/main" noChangeAspect="1"/>
+            </wp:cNvGraphicFramePr>
+            <a:graphic xmlns:a="http://schemas.openxmlformats.org/drawingml/2006/main">
+              <a:graphicData uri="http://schemas.openxmlformats.org/drawingml/2006/picture">
+                <pic:pic xmlns:pic="http://schemas.openxmlformats.org/drawingml/2006/picture">
+                  <pic:nvPicPr>
+                    <pic:cNvPr id="2" name="sign stamp png.png"/>
+                    <pic:cNvPicPr/>
+                  </pic:nvPicPr>
+                  <pic:blipFill>
+                    <a:blip r:embed="rId20" cstate="print">
+                      <a:extLst>
+                        <a:ext uri="{28A0092B-C50C-407E-A947-70E740481C1C}">
+                          <a14:useLocalDpi xmlns:a14="http://schemas.microsoft.com/office/drawing/2010/main" val="0"/>
+                        </a:ext>
+                      </a:extLst>
+                    </a:blip>
+                    <a:stretch>
+                      <a:fillRect/>
+                    </a:stretch>
+                  </pic:blipFill>
+                  <pic:spPr>
+                    <a:xfrm>
+                      <a:off x="0" y="0"/>
+                      <a:ext cx="1748562" cy="716832"/>
+                    </a:xfrm>
+                    <a:prstGeom prst="rect">
+                      <a:avLst/>
+                    </a:prstGeom>
+                  </pic:spPr>
+                </pic:pic>
+              </a:graphicData>
+            </a:graphic>
+          </wp:inline>
+        </w:drawing>
+      </w:r>
     </w:p>
     <w:sectPr>
       <w:type w:val="continuous"/>
@@ -1125,7 +1743,7 @@
 </file>
 
 <file path=word/styles.xml><?xml version="1.0" encoding="utf-8"?>
-<w:styles xmlns:mc="http://schemas.openxmlformats.org/markup-compatibility/2006" xmlns:r="http://schemas.openxmlformats.org/officeDocument/2006/relationships" xmlns:w="http://schemas.openxmlformats.org/wordprocessingml/2006/main" xmlns:w14="http://schemas.microsoft.com/office/word/2010/wordml" xmlns:w15="http://schemas.microsoft.com/office/word/2012/wordml" xmlns:w16cid="http://schemas.microsoft.com/office/word/2016/wordml/cid" xmlns:w16se="http://schemas.microsoft.com/office/word/2015/wordml/symex" mc:Ignorable="w14 w15 w16se w16cid">
+<w:styles xmlns:mc="http://schemas.openxmlformats.org/markup-compatibility/2006" xmlns:r="http://schemas.openxmlformats.org/officeDocument/2006/relationships" xmlns:w="http://schemas.openxmlformats.org/wordprocessingml/2006/main" xmlns:w14="http://schemas.microsoft.com/office/word/2010/wordml" xmlns:w15="http://schemas.microsoft.com/office/word/2012/wordml" mc:Ignorable="w14 w15">
   <w:docDefaults>
     <w:rPrDefault>
       <w:rPr>
@@ -1143,7 +1761,7 @@
       </w:pPr>
     </w:pPrDefault>
   </w:docDefaults>
-  <w:latentStyles w:defLockedState="0" w:defUIPriority="99" w:defSemiHidden="0" w:defUnhideWhenUsed="0" w:defQFormat="0" w:count="375">
+  <w:latentStyles w:defLockedState="0" w:defUIPriority="99" w:defSemiHidden="0" w:defUnhideWhenUsed="0" w:defQFormat="0" w:count="371">
     <w:lsdException w:name="Normal" w:uiPriority="0" w:qFormat="1"/>
     <w:lsdException w:name="heading 1" w:uiPriority="9" w:qFormat="1"/>
     <w:lsdException w:name="heading 2" w:semiHidden="1" w:uiPriority="9" w:unhideWhenUsed="1" w:qFormat="1"/>
@@ -1515,10 +2133,6 @@
     <w:lsdException w:name="List Table 5 Dark Accent 6" w:uiPriority="50"/>
     <w:lsdException w:name="List Table 6 Colorful Accent 6" w:uiPriority="51"/>
     <w:lsdException w:name="List Table 7 Colorful Accent 6" w:uiPriority="52"/>
-    <w:lsdException w:name="Mention" w:semiHidden="1" w:unhideWhenUsed="1"/>
-    <w:lsdException w:name="Smart Hyperlink" w:semiHidden="1" w:unhideWhenUsed="1"/>
-    <w:lsdException w:name="Hashtag" w:semiHidden="1" w:unhideWhenUsed="1"/>
-    <w:lsdException w:name="Unresolved Mention" w:semiHidden="1" w:unhideWhenUsed="1"/>
   </w:latentStyles>
   <w:style w:type="paragraph" w:default="1" w:styleId="Normal">
     <w:name w:val="Normal"/>
